--- a/L51_P1_Teacher_Packet.docx
+++ b/L51_P1_Teacher_Packet.docx
@@ -497,7 +497,7 @@
         <w:t>EXPLORE &amp; REASON</w:t>
         <w:br/>
         <w:br/>
-        <w:t>The graph shows y = x^2.</w:t>
+        <w:t>The graph shows y = x².</w:t>
         <w:br/>
         <w:br/>
         <w:t>[GRAPH / TIKZ figure]</w:t>
@@ -529,21 +529,21 @@
         <w:t>B. Communicate Precisely Write a precise set of instructions that show how to find an approximate value of √(13) using the graph.</w:t>
         <w:br/>
         <w:br/>
-        <w:t>C. Draw a graph of y = x^3. Use the graph to approximate each value.</w:t>
+        <w:t>C. Draw a graph of y = x³. Use the graph to approximate each value.</w:t>
         <w:br/>
         <w:t>\begin{enumerate}</w:t>
         <w:br/>
-        <w:t xml:space="preserve"> \item[(a)] \sqrt[3]{5}</w:t>
+        <w:t xml:space="preserve"> \item[(a)] ³√(5)</w:t>
         <w:br/>
-        <w:t xml:space="preserve"> \item[(b)] \sqrt[3]{-5}</w:t>
+        <w:t xml:space="preserve"> \item[(b)] ³√(-5)</w:t>
         <w:br/>
-        <w:t xml:space="preserve"> \item[(c)] \sqrt[3]{8}</w:t>
+        <w:t xml:space="preserve"> \item[(c)] ³√(8)</w:t>
         <w:br/>
-        <w:t xml:space="preserve"> \item[(d)] A solution to x^3 = 5</w:t>
+        <w:t xml:space="preserve"> \item[(d)] A solution to x³ = 5</w:t>
         <w:br/>
-        <w:t xml:space="preserve"> \item[(e)] A solution to x^3 = -5</w:t>
+        <w:t xml:space="preserve"> \item[(e)] A solution to x³ = -5</w:t>
         <w:br/>
-        <w:t xml:space="preserve"> \item[(f)] A solution to x^3 = 8</w:t>
+        <w:t xml:space="preserve"> \item[(f)] A solution to x³ = 8</w:t>
         <w:br/>
         <w:t>\end{enumerate}</w:t>
       </w:r>
@@ -1208,7 +1208,7 @@
         <w:t>What is the value of each expression? Round to the nearest hundredth if necessary.</w:t>
         <w:br/>
         <w:br/>
-        <w:t>a. -(16^{(3)/(4)}) b. \sqrt[5]{3.5^4}</w:t>
+        <w:t>a. -(16^((3)/(4))) b. ⁵√(3.5⁴)</w:t>
       </w:r>
     </w:p>
     <w:p>
@@ -1326,7 +1326,7 @@
         <w:t>Rewrite each expression using a fractional exponent.</w:t>
         <w:br/>
         <w:br/>
-        <w:t>\sqrt[6]{729}</w:t>
+        <w:t>⁶√(729)</w:t>
       </w:r>
     </w:p>
     <w:p>
@@ -1385,7 +1385,7 @@
         <w:t>Simplify each expression. Assume all variables are positive.</w:t>
         <w:br/>
         <w:br/>
-        <w:t>\sqrt[6]{729a^{24}b^{18}}</w:t>
+        <w:t>⁶√(729a²⁴b¹⁸)</w:t>
       </w:r>
     </w:p>
     <w:p>
@@ -1441,7 +1441,7 @@
         <w:rPr>
           <w:sz w:val="22"/>
         </w:rPr>
-        <w:t>Determine if each expression is another way to write b^{\frac34}. Select Yes or No.</w:t>
+        <w:t>Determine if each expression is another way to write b^(3/4). Select Yes or No.</w:t>
         <w:br/>
         <w:br/>
         <w:t>TABLE:</w:t>
@@ -1452,15 +1452,15 @@
         <w:br/>
         <w:t>\midrule</w:t>
         <w:br/>
-        <w:t xml:space="preserve">a. \sqrt[4]{b^3} | \square | \square </w:t>
+        <w:t xml:space="preserve">a. ⁴√(b³) | \square | \square </w:t>
         <w:br/>
-        <w:t xml:space="preserve">b. (b^3)^{\frac14} | \square | \square </w:t>
+        <w:t xml:space="preserve">b. (b³)^(1/4) | \square | \square </w:t>
         <w:br/>
-        <w:t xml:space="preserve">c. b^{\frac43} | \square | \square </w:t>
+        <w:t xml:space="preserve">c. b^(4/3) | \square | \square </w:t>
         <w:br/>
-        <w:t xml:space="preserve">d. \sqrt[3]{b^4} | \square | \square </w:t>
+        <w:t xml:space="preserve">d. ³√(b⁴) | \square | \square </w:t>
         <w:br/>
-        <w:t xml:space="preserve">e. \dfrac{b^3}{b^4} | \square | \square </w:t>
+        <w:t xml:space="preserve">e. (b³)/(b⁴) | \square | \square </w:t>
         <w:br/>
         <w:t>\bottomrule</w:t>
         <w:br/>
@@ -1523,7 +1523,7 @@
         <w:t>Performance Task A milk processing company uses cylindrical-shaped containers. The height of the container is equal to the diameter of the base.</w:t>
         <w:br/>
         <w:br/>
-        <w:t>[IMAGE: Milk processing machine with an orange cylindrical container; label reads "volume 169.65 ft^3."]</w:t>
+        <w:t>[IMAGE: Milk processing machine with an orange cylindrical container; label reads "volume 169.65 ft³."]</w:t>
         <w:br/>
         <w:br/>
         <w:t>Part A How much material is needed to make the lateral surface area of the shipping container?</w:t>
